--- a/docs/ORDER_TO_CASH.docx
+++ b/docs/ORDER_TO_CASH.docx
@@ -81,7 +81,7 @@
           <w:color w:val="1A1A1A"/>
           <w:sz w:val="22"/>
         </w:rPr>
-        <w:t>ZEVO writes one CDS entity per file and one entity per ExtractCds call. It does not join documents. The client correlates the files with the keys in section 12. Full extracts are in docs/samples/o2c/source. The rows used here are in docs/samples/o2c/seed. Dates are YYYYMMDD, as stored in the CSV. Document numbers keep their leading zeros as extracted.</w:t>
+        <w:t>ZEVO writes one CDS entity per file and one entity per ExtractCds call. It does not join documents. The client correlates the files with the keys in section 11. Full extracts are in docs/samples/o2c/source. The rows used here are in docs/samples/o2c/seed. Dates are YYYYMMDD, as stored in the CSV. Document numbers keep their leading zeros as extracted.</w:t>
       </w:r>
     </w:p>
     <w:p>
@@ -819,29 +819,7 @@
         <w:pStyle w:val="Heading1"/>
       </w:pPr>
       <w:r>
-        <w:t>3. Why this order</w:t>
-      </w:r>
-    </w:p>
-    <w:p>
-      <w:pPr>
-        <w:spacing w:after="160" w:before="0" w:line="259" w:lineRule="auto"/>
-      </w:pPr>
-      <w:r>
-        <w:rPr>
-          <w:rFonts w:ascii="Calibri" w:hAnsi="Calibri" w:eastAsia="Calibri"/>
-          <w:b w:val="0"/>
-          <w:color w:val="1A1A1A"/>
-          <w:sz w:val="22"/>
-        </w:rPr>
-        <w:t>Sales order 6321 is the only order in the extract that runs from order entry through billing to a cleared customer receipt. The extract also contains order 0000006320 (customer USCU_S01, billed on 0090005784, not paid) and service order 0000006319 (type SRVO, no delivery or billing).</w:t>
-      </w:r>
-    </w:p>
-    <w:p>
-      <w:pPr>
-        <w:pStyle w:val="Heading1"/>
-      </w:pPr>
-      <w:r>
-        <w:t>4. Customer</w:t>
+        <w:t>3. Business partner</w:t>
       </w:r>
     </w:p>
     <w:p>
@@ -1663,7 +1641,7 @@
         <w:pStyle w:val="Heading1"/>
       </w:pPr>
       <w:r>
-        <w:t>5. Sales order 0000006321</w:t>
+        <w:t>4. Source document</w:t>
       </w:r>
     </w:p>
     <w:p>
@@ -4177,7 +4155,7 @@
         <w:pStyle w:val="Heading1"/>
       </w:pPr>
       <w:r>
-        <w:t>6. Outbound deliveries</w:t>
+        <w:t>5. Follow-on document</w:t>
       </w:r>
     </w:p>
     <w:p>
@@ -6930,7 +6908,7 @@
         <w:pStyle w:val="Heading1"/>
       </w:pPr>
       <w:r>
-        <w:t>7. Goods issue</w:t>
+        <w:t>6. Goods movement</w:t>
       </w:r>
     </w:p>
     <w:p>
@@ -7982,7 +7960,7 @@
         <w:pStyle w:val="Heading1"/>
       </w:pPr>
       <w:r>
-        <w:t>8. Billing</w:t>
+        <w:t>7. Invoice</w:t>
       </w:r>
     </w:p>
     <w:p>
@@ -10297,7 +10275,7 @@
         <w:pStyle w:val="Heading1"/>
       </w:pPr>
       <w:r>
-        <w:t>9. Universal journal</w:t>
+        <w:t>8. Accounting</w:t>
       </w:r>
     </w:p>
     <w:p>
@@ -14690,7 +14668,7 @@
         <w:pStyle w:val="Heading1"/>
       </w:pPr>
       <w:r>
-        <w:t>10. Quantity and amount reconciliation</w:t>
+        <w:t>9. Quantity and amount reconciliation</w:t>
       </w:r>
     </w:p>
     <w:tbl>
@@ -15564,7 +15542,7 @@
         <w:pStyle w:val="Heading1"/>
       </w:pPr>
       <w:r>
-        <w:t>11. Cash</w:t>
+        <w:t>10. Clearing</w:t>
       </w:r>
     </w:p>
     <w:p>
@@ -16779,7 +16757,7 @@
         <w:pStyle w:val="Heading1"/>
       </w:pPr>
       <w:r>
-        <w:t>12. How the documents are correlated</w:t>
+        <w:t>11. How the documents are correlated</w:t>
       </w:r>
     </w:p>
     <w:tbl>
@@ -17853,7 +17831,7 @@
         <w:pStyle w:val="Heading1"/>
       </w:pPr>
       <w:r>
-        <w:t>13. Extract calls for this reference</w:t>
+        <w:t>12. Extract calls for this reference</w:t>
       </w:r>
     </w:p>
     <w:p>
@@ -18512,7 +18490,7 @@
         <w:pStyle w:val="Heading1"/>
       </w:pPr>
       <w:r>
-        <w:t>14. Sample-data files</w:t>
+        <w:t>13. Sample-data files</w:t>
       </w:r>
     </w:p>
     <w:p>
